--- a/2 - Задание.docx
+++ b/2 - Задание.docx
@@ -78,47 +78,7 @@
           <w:sz w:val="28"/>
           <w:szCs w:val="28"/>
         </w:rPr>
-        <w:t>«</w:t>
-      </w:r>
-      <w:proofErr w:type="spellStart"/>
-      <w:r>
-        <w:rPr>
-          <w:rFonts w:eastAsia="Calibri"/>
-          <w:color w:val="000000" w:themeColor="text1"/>
-          <w:sz w:val="28"/>
-          <w:szCs w:val="28"/>
-        </w:rPr>
-        <w:t>Кабардино</w:t>
-      </w:r>
-      <w:proofErr w:type="spellEnd"/>
-      <w:r>
-        <w:rPr>
-          <w:rFonts w:eastAsia="Calibri"/>
-          <w:color w:val="000000" w:themeColor="text1"/>
-          <w:sz w:val="28"/>
-          <w:szCs w:val="28"/>
-        </w:rPr>
-        <w:t xml:space="preserve"> – Балкарский государственный университет им. Х.М. </w:t>
-      </w:r>
-      <w:proofErr w:type="spellStart"/>
-      <w:r>
-        <w:rPr>
-          <w:rFonts w:eastAsia="Calibri"/>
-          <w:color w:val="000000" w:themeColor="text1"/>
-          <w:sz w:val="28"/>
-          <w:szCs w:val="28"/>
-        </w:rPr>
-        <w:t>Бербекова</w:t>
-      </w:r>
-      <w:proofErr w:type="spellEnd"/>
-      <w:r>
-        <w:rPr>
-          <w:rFonts w:eastAsia="Calibri"/>
-          <w:color w:val="000000" w:themeColor="text1"/>
-          <w:sz w:val="28"/>
-          <w:szCs w:val="28"/>
-        </w:rPr>
-        <w:t>»</w:t>
+        <w:t>«Кабардино – Балкарский государственный университет им. Х.М. Бербекова»</w:t>
       </w:r>
     </w:p>
     <w:p>
@@ -304,7 +264,37 @@
           <w:szCs w:val="28"/>
           <w:lang w:eastAsia="en-US"/>
         </w:rPr>
-        <w:t>ПМ.05 Проектирование и разработка информационных систем</w:t>
+        <w:t>ПМ.0</w:t>
+      </w:r>
+      <w:r>
+        <w:rPr>
+          <w:bCs/>
+          <w:color w:val="000000" w:themeColor="text1"/>
+          <w:sz w:val="28"/>
+          <w:szCs w:val="28"/>
+          <w:lang w:eastAsia="en-US"/>
+        </w:rPr>
+        <w:t>3</w:t>
+      </w:r>
+      <w:r>
+        <w:rPr>
+          <w:bCs/>
+          <w:color w:val="000000" w:themeColor="text1"/>
+          <w:sz w:val="28"/>
+          <w:szCs w:val="28"/>
+          <w:lang w:eastAsia="en-US"/>
+        </w:rPr>
+        <w:t xml:space="preserve"> </w:t>
+      </w:r>
+      <w:r>
+        <w:rPr>
+          <w:bCs/>
+          <w:color w:val="FF0000"/>
+          <w:sz w:val="28"/>
+          <w:szCs w:val="28"/>
+          <w:lang w:eastAsia="en-US"/>
+        </w:rPr>
+        <w:t>Проектирование и разработка информационных систем</w:t>
       </w:r>
     </w:p>
     <w:p>
@@ -335,7 +325,34 @@
           <w:sz w:val="28"/>
           <w:szCs w:val="28"/>
         </w:rPr>
-        <w:t>МДК.05.01 ПРОЕКТИРОВАНИЕ И ДИЗАЙН ИНФОРМАЦИОННЫХ СИСТЕМ</w:t>
+        <w:t>МДК.0</w:t>
+      </w:r>
+      <w:r>
+        <w:rPr>
+          <w:bCs/>
+          <w:color w:val="000000" w:themeColor="text1"/>
+          <w:sz w:val="28"/>
+          <w:szCs w:val="28"/>
+        </w:rPr>
+        <w:t>3.02</w:t>
+      </w:r>
+      <w:r>
+        <w:rPr>
+          <w:bCs/>
+          <w:color w:val="000000" w:themeColor="text1"/>
+          <w:sz w:val="28"/>
+          <w:szCs w:val="28"/>
+        </w:rPr>
+        <w:t xml:space="preserve"> </w:t>
+      </w:r>
+      <w:r>
+        <w:rPr>
+          <w:bCs/>
+          <w:color w:val="000000" w:themeColor="text1"/>
+          <w:sz w:val="28"/>
+          <w:szCs w:val="28"/>
+        </w:rPr>
+        <w:t>Управление проектами</w:t>
       </w:r>
     </w:p>
     <w:p>
@@ -391,165 +408,367 @@
           <w:sz w:val="40"/>
           <w:szCs w:val="40"/>
         </w:rPr>
-        <w:t xml:space="preserve">Ахматова Абдурахмана </w:t>
-      </w:r>
-      <w:proofErr w:type="spellStart"/>
+        <w:t>Ахматова Абдурахмана Хасиевича</w:t>
+      </w:r>
+    </w:p>
+    <w:p>
+      <w:pPr>
+        <w:jc w:val="center"/>
+        <w:rPr>
+          <w:bCs/>
+          <w:color w:val="000000" w:themeColor="text1"/>
+          <w:sz w:val="28"/>
+          <w:szCs w:val="28"/>
+        </w:rPr>
+      </w:pPr>
+    </w:p>
+    <w:p>
+      <w:pPr>
+        <w:jc w:val="center"/>
+        <w:rPr>
+          <w:bCs/>
+          <w:color w:val="000000" w:themeColor="text1"/>
+          <w:sz w:val="28"/>
+          <w:szCs w:val="28"/>
+        </w:rPr>
+      </w:pPr>
+      <w:r>
+        <w:rPr>
+          <w:bCs/>
+          <w:color w:val="000000" w:themeColor="text1"/>
+          <w:sz w:val="28"/>
+          <w:szCs w:val="28"/>
+        </w:rPr>
+        <w:t xml:space="preserve">Группа </w:t>
+      </w:r>
       <w:r>
         <w:rPr>
           <w:b/>
           <w:bCs/>
+          <w:color w:val="000000" w:themeColor="text1"/>
+          <w:sz w:val="28"/>
+          <w:szCs w:val="28"/>
+        </w:rPr>
+        <w:t xml:space="preserve">ИС – </w:t>
+      </w:r>
+      <w:r>
+        <w:rPr>
+          <w:b/>
+          <w:bCs/>
+          <w:color w:val="000000" w:themeColor="text1"/>
+          <w:sz w:val="28"/>
+          <w:szCs w:val="28"/>
+        </w:rPr>
+        <w:t>3</w:t>
+      </w:r>
+      <w:r>
+        <w:rPr>
+          <w:b/>
+          <w:bCs/>
+          <w:color w:val="000000" w:themeColor="text1"/>
+          <w:sz w:val="28"/>
+          <w:szCs w:val="28"/>
+        </w:rPr>
+        <w:t>3</w:t>
+      </w:r>
+    </w:p>
+    <w:p>
+      <w:pPr>
+        <w:jc w:val="center"/>
+        <w:rPr>
+          <w:bCs/>
+          <w:color w:val="000000" w:themeColor="text1"/>
+          <w:sz w:val="28"/>
+          <w:szCs w:val="28"/>
+        </w:rPr>
+      </w:pPr>
+    </w:p>
+    <w:p>
+      <w:pPr>
+        <w:jc w:val="center"/>
+        <w:rPr>
+          <w:bCs/>
+          <w:color w:val="000000" w:themeColor="text1"/>
+          <w:sz w:val="28"/>
+          <w:szCs w:val="28"/>
+        </w:rPr>
+      </w:pPr>
+    </w:p>
+    <w:p>
+      <w:pPr>
+        <w:jc w:val="center"/>
+        <w:rPr>
+          <w:bCs/>
+          <w:color w:val="000000" w:themeColor="text1"/>
+          <w:sz w:val="28"/>
+          <w:szCs w:val="28"/>
+        </w:rPr>
+      </w:pPr>
+      <w:r>
+        <w:rPr>
+          <w:bCs/>
+          <w:color w:val="000000" w:themeColor="text1"/>
+          <w:sz w:val="28"/>
+          <w:szCs w:val="28"/>
+        </w:rPr>
+        <w:t>Тема работы:</w:t>
+      </w:r>
+    </w:p>
+    <w:p>
+      <w:pPr>
+        <w:pStyle w:val="a3"/>
+        <w:rPr>
+          <w:color w:val="000000" w:themeColor="text1"/>
+          <w:sz w:val="32"/>
+        </w:rPr>
+      </w:pPr>
+      <w:r>
+        <w:rPr>
           <w:color w:val="000000" w:themeColor="text1"/>
           <w:sz w:val="40"/>
           <w:szCs w:val="40"/>
         </w:rPr>
-        <w:t>Хасиевича</w:t>
-      </w:r>
-      <w:proofErr w:type="spellEnd"/>
-    </w:p>
-    <w:p>
-      <w:pPr>
-        <w:jc w:val="center"/>
-        <w:rPr>
-          <w:bCs/>
-          <w:color w:val="000000" w:themeColor="text1"/>
-          <w:sz w:val="28"/>
-          <w:szCs w:val="28"/>
-        </w:rPr>
-      </w:pPr>
-    </w:p>
-    <w:p>
-      <w:pPr>
-        <w:jc w:val="center"/>
-        <w:rPr>
-          <w:bCs/>
-          <w:color w:val="000000" w:themeColor="text1"/>
-          <w:sz w:val="28"/>
-          <w:szCs w:val="28"/>
-        </w:rPr>
-      </w:pPr>
-      <w:r>
-        <w:rPr>
-          <w:bCs/>
-          <w:color w:val="000000" w:themeColor="text1"/>
-          <w:sz w:val="28"/>
-          <w:szCs w:val="28"/>
-        </w:rPr>
-        <w:t xml:space="preserve">Группа </w:t>
-      </w:r>
-      <w:r>
-        <w:rPr>
-          <w:b/>
-          <w:bCs/>
-          <w:color w:val="000000" w:themeColor="text1"/>
-          <w:sz w:val="28"/>
-          <w:szCs w:val="28"/>
-        </w:rPr>
-        <w:t xml:space="preserve">ИС – </w:t>
-      </w:r>
-      <w:r>
-        <w:rPr>
-          <w:b/>
-          <w:bCs/>
-          <w:color w:val="000000" w:themeColor="text1"/>
-          <w:sz w:val="28"/>
-          <w:szCs w:val="28"/>
-        </w:rPr>
-        <w:t>3</w:t>
-      </w:r>
-      <w:r>
-        <w:rPr>
-          <w:b/>
-          <w:bCs/>
-          <w:color w:val="000000" w:themeColor="text1"/>
-          <w:sz w:val="28"/>
-          <w:szCs w:val="28"/>
-        </w:rPr>
-        <w:t>3</w:t>
-      </w:r>
-    </w:p>
-    <w:p>
-      <w:pPr>
-        <w:jc w:val="center"/>
-        <w:rPr>
-          <w:bCs/>
-          <w:color w:val="000000" w:themeColor="text1"/>
-          <w:sz w:val="28"/>
-          <w:szCs w:val="28"/>
-        </w:rPr>
-      </w:pPr>
-    </w:p>
-    <w:p>
-      <w:pPr>
-        <w:jc w:val="center"/>
-        <w:rPr>
-          <w:bCs/>
-          <w:color w:val="000000" w:themeColor="text1"/>
-          <w:sz w:val="28"/>
-          <w:szCs w:val="28"/>
-        </w:rPr>
-      </w:pPr>
-    </w:p>
-    <w:p>
-      <w:pPr>
-        <w:jc w:val="center"/>
-        <w:rPr>
-          <w:bCs/>
-          <w:color w:val="000000" w:themeColor="text1"/>
-          <w:sz w:val="28"/>
-          <w:szCs w:val="28"/>
-        </w:rPr>
-      </w:pPr>
-      <w:r>
-        <w:rPr>
-          <w:bCs/>
-          <w:color w:val="000000" w:themeColor="text1"/>
-          <w:sz w:val="28"/>
-          <w:szCs w:val="28"/>
-        </w:rPr>
-        <w:t>Тема работы:</w:t>
-      </w:r>
-    </w:p>
-    <w:p>
-      <w:pPr>
-        <w:pStyle w:val="a3"/>
-        <w:jc w:val="both"/>
-        <w:rPr>
-          <w:color w:val="000000" w:themeColor="text1"/>
-          <w:sz w:val="32"/>
-        </w:rPr>
-      </w:pPr>
+        <w:t>«</w:t>
+      </w:r>
+      <w:r>
+        <w:rPr>
+          <w:color w:val="000000" w:themeColor="text1"/>
+          <w:szCs w:val="28"/>
+        </w:rPr>
+        <w:t>Управление проектом в сфере государственного и муниципального управления</w:t>
+      </w:r>
       <w:r>
         <w:rPr>
           <w:color w:val="000000" w:themeColor="text1"/>
           <w:sz w:val="40"/>
           <w:szCs w:val="40"/>
         </w:rPr>
+        <w:t>»</w:t>
+      </w:r>
+    </w:p>
+    <w:p>
+      <w:pPr>
+        <w:jc w:val="center"/>
+        <w:rPr>
+          <w:b/>
+          <w:color w:val="000000" w:themeColor="text1"/>
+          <w:sz w:val="48"/>
+          <w:szCs w:val="28"/>
+        </w:rPr>
+      </w:pPr>
+    </w:p>
+    <w:p>
+      <w:pPr>
+        <w:jc w:val="center"/>
+        <w:rPr>
+          <w:color w:val="000000" w:themeColor="text1"/>
+          <w:sz w:val="28"/>
+          <w:szCs w:val="28"/>
+        </w:rPr>
+      </w:pPr>
+    </w:p>
+    <w:p>
+      <w:pPr>
+        <w:jc w:val="center"/>
+        <w:rPr>
+          <w:color w:val="000000" w:themeColor="text1"/>
+          <w:sz w:val="28"/>
+          <w:szCs w:val="28"/>
+        </w:rPr>
+      </w:pPr>
+    </w:p>
+    <w:p>
+      <w:pPr>
+        <w:rPr>
+          <w:color w:val="000000" w:themeColor="text1"/>
+          <w:sz w:val="28"/>
+          <w:szCs w:val="28"/>
+        </w:rPr>
+      </w:pPr>
+      <w:r>
+        <w:rPr>
+          <w:color w:val="000000" w:themeColor="text1"/>
+          <w:sz w:val="28"/>
+          <w:szCs w:val="28"/>
+        </w:rPr>
+        <w:t>Срок сдачи курсового проекта «</w:t>
+      </w:r>
+      <w:r>
+        <w:rPr>
+          <w:color w:val="000000" w:themeColor="text1"/>
+          <w:sz w:val="28"/>
+          <w:szCs w:val="28"/>
+        </w:rPr>
+        <w:t>1</w:t>
+      </w:r>
+      <w:r>
+        <w:rPr>
+          <w:color w:val="000000" w:themeColor="text1"/>
+          <w:sz w:val="28"/>
+          <w:szCs w:val="28"/>
+        </w:rPr>
+        <w:t>8</w:t>
+      </w:r>
+      <w:r>
+        <w:rPr>
+          <w:color w:val="000000" w:themeColor="text1"/>
+          <w:sz w:val="28"/>
+          <w:szCs w:val="28"/>
+        </w:rPr>
+        <w:t>»</w:t>
+      </w:r>
+      <w:r>
+        <w:rPr>
+          <w:color w:val="000000" w:themeColor="text1"/>
+          <w:sz w:val="28"/>
+          <w:szCs w:val="28"/>
+        </w:rPr>
+        <w:t xml:space="preserve"> </w:t>
+      </w:r>
+      <w:r>
+        <w:rPr>
+          <w:color w:val="000000" w:themeColor="text1"/>
+          <w:sz w:val="28"/>
+          <w:szCs w:val="28"/>
+        </w:rPr>
+        <w:t>апреля</w:t>
+      </w:r>
+      <w:r>
+        <w:rPr>
+          <w:color w:val="000000" w:themeColor="text1"/>
+          <w:sz w:val="28"/>
+          <w:szCs w:val="28"/>
+        </w:rPr>
+        <w:t xml:space="preserve"> 20</w:t>
+      </w:r>
+      <w:r>
+        <w:rPr>
+          <w:color w:val="000000" w:themeColor="text1"/>
+          <w:sz w:val="28"/>
+          <w:szCs w:val="28"/>
+        </w:rPr>
+        <w:t>2</w:t>
+      </w:r>
+      <w:r>
+        <w:rPr>
+          <w:color w:val="000000" w:themeColor="text1"/>
+          <w:sz w:val="28"/>
+          <w:szCs w:val="28"/>
+        </w:rPr>
+        <w:t>6</w:t>
+      </w:r>
+      <w:r>
+        <w:rPr>
+          <w:color w:val="000000" w:themeColor="text1"/>
+          <w:sz w:val="28"/>
+          <w:szCs w:val="28"/>
+        </w:rPr>
+        <w:t>г.</w:t>
+      </w:r>
+    </w:p>
+    <w:p>
+      <w:pPr>
+        <w:rPr>
+          <w:color w:val="000000" w:themeColor="text1"/>
+          <w:sz w:val="28"/>
+          <w:szCs w:val="28"/>
+        </w:rPr>
+      </w:pPr>
+    </w:p>
+    <w:p>
+      <w:pPr>
+        <w:rPr>
+          <w:color w:val="000000" w:themeColor="text1"/>
+          <w:sz w:val="28"/>
+          <w:szCs w:val="28"/>
+        </w:rPr>
+      </w:pPr>
+    </w:p>
+    <w:p>
+      <w:pPr>
+        <w:rPr>
+          <w:color w:val="000000" w:themeColor="text1"/>
+          <w:sz w:val="28"/>
+          <w:szCs w:val="28"/>
+        </w:rPr>
+      </w:pPr>
+      <w:r>
+        <w:rPr>
+          <w:color w:val="000000" w:themeColor="text1"/>
+          <w:sz w:val="28"/>
+          <w:szCs w:val="28"/>
+        </w:rPr>
+        <w:t xml:space="preserve">Дата выдачи задания </w:t>
+      </w:r>
+      <w:r>
+        <w:rPr>
+          <w:color w:val="000000" w:themeColor="text1"/>
+          <w:sz w:val="28"/>
+          <w:szCs w:val="28"/>
+        </w:rPr>
         <w:t>«</w:t>
       </w:r>
       <w:r>
         <w:rPr>
           <w:color w:val="000000" w:themeColor="text1"/>
-          <w:szCs w:val="28"/>
-        </w:rPr>
-        <w:t>Управление проектом в сфере государственного и муниципального управления</w:t>
-      </w:r>
-      <w:r>
-        <w:rPr>
-          <w:color w:val="000000" w:themeColor="text1"/>
-          <w:sz w:val="40"/>
-          <w:szCs w:val="40"/>
-        </w:rPr>
-        <w:t>»</w:t>
-      </w:r>
+          <w:sz w:val="28"/>
+          <w:szCs w:val="28"/>
+        </w:rPr>
+        <w:t>23</w:t>
+      </w:r>
+      <w:r>
+        <w:rPr>
+          <w:color w:val="000000" w:themeColor="text1"/>
+          <w:sz w:val="28"/>
+          <w:szCs w:val="28"/>
+        </w:rPr>
+        <w:t xml:space="preserve">» </w:t>
+      </w:r>
+      <w:r>
+        <w:rPr>
+          <w:color w:val="000000" w:themeColor="text1"/>
+          <w:sz w:val="28"/>
+          <w:szCs w:val="28"/>
+        </w:rPr>
+        <w:t>января</w:t>
+      </w:r>
+      <w:r>
+        <w:rPr>
+          <w:color w:val="000000" w:themeColor="text1"/>
+          <w:sz w:val="28"/>
+          <w:szCs w:val="28"/>
+        </w:rPr>
+        <w:t xml:space="preserve"> 202</w:t>
+      </w:r>
+      <w:r>
+        <w:rPr>
+          <w:color w:val="000000" w:themeColor="text1"/>
+          <w:sz w:val="28"/>
+          <w:szCs w:val="28"/>
+        </w:rPr>
+        <w:t>5</w:t>
+      </w:r>
+      <w:r>
+        <w:rPr>
+          <w:color w:val="000000" w:themeColor="text1"/>
+          <w:sz w:val="28"/>
+          <w:szCs w:val="28"/>
+        </w:rPr>
+        <w:t xml:space="preserve">г. </w:t>
+      </w:r>
+    </w:p>
+    <w:p>
+      <w:pPr>
+        <w:rPr>
+          <w:color w:val="000000" w:themeColor="text1"/>
+        </w:rPr>
+      </w:pPr>
     </w:p>
     <w:p>
       <w:pPr>
         <w:jc w:val="center"/>
         <w:rPr>
-          <w:b/>
-          <w:color w:val="000000" w:themeColor="text1"/>
-          <w:sz w:val="48"/>
-          <w:szCs w:val="28"/>
+          <w:color w:val="000000" w:themeColor="text1"/>
         </w:rPr>
       </w:pPr>
     </w:p>
@@ -558,197 +777,6 @@
         <w:jc w:val="center"/>
         <w:rPr>
           <w:color w:val="000000" w:themeColor="text1"/>
-          <w:sz w:val="28"/>
-          <w:szCs w:val="28"/>
-        </w:rPr>
-      </w:pPr>
-    </w:p>
-    <w:p>
-      <w:pPr>
-        <w:jc w:val="center"/>
-        <w:rPr>
-          <w:color w:val="000000" w:themeColor="text1"/>
-          <w:sz w:val="28"/>
-          <w:szCs w:val="28"/>
-        </w:rPr>
-      </w:pPr>
-    </w:p>
-    <w:p>
-      <w:pPr>
-        <w:rPr>
-          <w:color w:val="000000" w:themeColor="text1"/>
-          <w:sz w:val="28"/>
-          <w:szCs w:val="28"/>
-        </w:rPr>
-      </w:pPr>
-      <w:r>
-        <w:rPr>
-          <w:color w:val="000000" w:themeColor="text1"/>
-          <w:sz w:val="28"/>
-          <w:szCs w:val="28"/>
-        </w:rPr>
-        <w:t>Срок сдачи курсового проекта «</w:t>
-      </w:r>
-      <w:r>
-        <w:rPr>
-          <w:color w:val="000000" w:themeColor="text1"/>
-          <w:sz w:val="28"/>
-          <w:szCs w:val="28"/>
-        </w:rPr>
-        <w:t>19</w:t>
-      </w:r>
-      <w:r>
-        <w:rPr>
-          <w:color w:val="000000" w:themeColor="text1"/>
-          <w:sz w:val="28"/>
-          <w:szCs w:val="28"/>
-        </w:rPr>
-        <w:t>»</w:t>
-      </w:r>
-      <w:r>
-        <w:rPr>
-          <w:color w:val="000000" w:themeColor="text1"/>
-          <w:sz w:val="28"/>
-          <w:szCs w:val="28"/>
-        </w:rPr>
-        <w:t xml:space="preserve"> </w:t>
-      </w:r>
-      <w:r>
-        <w:rPr>
-          <w:color w:val="000000" w:themeColor="text1"/>
-          <w:sz w:val="28"/>
-          <w:szCs w:val="28"/>
-        </w:rPr>
-        <w:t>января</w:t>
-      </w:r>
-      <w:r>
-        <w:rPr>
-          <w:color w:val="000000" w:themeColor="text1"/>
-          <w:sz w:val="28"/>
-          <w:szCs w:val="28"/>
-        </w:rPr>
-        <w:t xml:space="preserve"> 20</w:t>
-      </w:r>
-      <w:r>
-        <w:rPr>
-          <w:color w:val="000000" w:themeColor="text1"/>
-          <w:sz w:val="28"/>
-          <w:szCs w:val="28"/>
-        </w:rPr>
-        <w:t>2</w:t>
-      </w:r>
-      <w:r>
-        <w:rPr>
-          <w:color w:val="000000" w:themeColor="text1"/>
-          <w:sz w:val="28"/>
-          <w:szCs w:val="28"/>
-        </w:rPr>
-        <w:t>6</w:t>
-      </w:r>
-      <w:r>
-        <w:rPr>
-          <w:color w:val="000000" w:themeColor="text1"/>
-          <w:sz w:val="28"/>
-          <w:szCs w:val="28"/>
-        </w:rPr>
-        <w:t>г.</w:t>
-      </w:r>
-    </w:p>
-    <w:p>
-      <w:pPr>
-        <w:rPr>
-          <w:color w:val="000000" w:themeColor="text1"/>
-          <w:sz w:val="28"/>
-          <w:szCs w:val="28"/>
-        </w:rPr>
-      </w:pPr>
-    </w:p>
-    <w:p>
-      <w:pPr>
-        <w:rPr>
-          <w:color w:val="000000" w:themeColor="text1"/>
-          <w:sz w:val="28"/>
-          <w:szCs w:val="28"/>
-        </w:rPr>
-      </w:pPr>
-    </w:p>
-    <w:p>
-      <w:pPr>
-        <w:rPr>
-          <w:color w:val="000000" w:themeColor="text1"/>
-          <w:sz w:val="28"/>
-          <w:szCs w:val="28"/>
-        </w:rPr>
-      </w:pPr>
-      <w:r>
-        <w:rPr>
-          <w:color w:val="000000" w:themeColor="text1"/>
-          <w:sz w:val="28"/>
-          <w:szCs w:val="28"/>
-        </w:rPr>
-        <w:t xml:space="preserve">Дата выдачи задания </w:t>
-      </w:r>
-      <w:r>
-        <w:rPr>
-          <w:color w:val="000000" w:themeColor="text1"/>
-          <w:sz w:val="28"/>
-          <w:szCs w:val="28"/>
-        </w:rPr>
-        <w:t>«0</w:t>
-      </w:r>
-      <w:r>
-        <w:rPr>
-          <w:color w:val="000000" w:themeColor="text1"/>
-          <w:sz w:val="28"/>
-          <w:szCs w:val="28"/>
-        </w:rPr>
-        <w:t>9</w:t>
-      </w:r>
-      <w:r>
-        <w:rPr>
-          <w:color w:val="000000" w:themeColor="text1"/>
-          <w:sz w:val="28"/>
-          <w:szCs w:val="28"/>
-        </w:rPr>
-        <w:t>» сентября 202</w:t>
-      </w:r>
-      <w:r>
-        <w:rPr>
-          <w:color w:val="000000" w:themeColor="text1"/>
-          <w:sz w:val="28"/>
-          <w:szCs w:val="28"/>
-        </w:rPr>
-        <w:t>5</w:t>
-      </w:r>
-      <w:r>
-        <w:rPr>
-          <w:color w:val="000000" w:themeColor="text1"/>
-          <w:sz w:val="28"/>
-          <w:szCs w:val="28"/>
-        </w:rPr>
-        <w:t xml:space="preserve">г. </w:t>
-      </w:r>
-    </w:p>
-    <w:p>
-      <w:pPr>
-        <w:rPr>
-          <w:color w:val="000000" w:themeColor="text1"/>
-        </w:rPr>
-      </w:pPr>
-    </w:p>
-    <w:p>
-      <w:pPr>
-        <w:jc w:val="center"/>
-        <w:rPr>
-          <w:color w:val="000000" w:themeColor="text1"/>
-        </w:rPr>
-      </w:pPr>
-    </w:p>
-    <w:p>
-      <w:pPr>
-        <w:jc w:val="center"/>
-        <w:rPr>
-          <w:color w:val="000000" w:themeColor="text1"/>
         </w:rPr>
       </w:pPr>
     </w:p>
@@ -787,25 +815,7 @@
           <w:sz w:val="28"/>
           <w:szCs w:val="28"/>
         </w:rPr>
-        <w:t xml:space="preserve">преподаватель </w:t>
-      </w:r>
-      <w:proofErr w:type="spellStart"/>
-      <w:r>
-        <w:rPr>
-          <w:color w:val="000000" w:themeColor="text1"/>
-          <w:sz w:val="28"/>
-          <w:szCs w:val="28"/>
-        </w:rPr>
-        <w:t>КИТиЭ</w:t>
-      </w:r>
-      <w:proofErr w:type="spellEnd"/>
-      <w:r>
-        <w:rPr>
-          <w:color w:val="000000" w:themeColor="text1"/>
-          <w:sz w:val="28"/>
-          <w:szCs w:val="28"/>
-        </w:rPr>
-        <w:t xml:space="preserve"> КБГУ </w:t>
+        <w:t xml:space="preserve">преподаватель КИТиЭ КБГУ </w:t>
       </w:r>
     </w:p>
     <w:p>
@@ -877,7 +887,6 @@
         </w:rPr>
         <w:t xml:space="preserve">. </w:t>
       </w:r>
-      <w:proofErr w:type="spellStart"/>
       <w:r>
         <w:rPr>
           <w:color w:val="000000" w:themeColor="text1"/>
@@ -886,7 +895,6 @@
         </w:rPr>
         <w:t>Балкарова</w:t>
       </w:r>
-      <w:proofErr w:type="spellEnd"/>
       <w:r>
         <w:rPr>
           <w:color w:val="000000" w:themeColor="text1"/>
@@ -922,16 +930,16 @@
         <w:rPr>
           <w:b/>
           <w:color w:val="000000" w:themeColor="text1"/>
-          <w:sz w:val="22"/>
-          <w:szCs w:val="22"/>
+          <w:sz w:val="28"/>
+          <w:szCs w:val="28"/>
         </w:rPr>
       </w:pPr>
       <w:r>
         <w:rPr>
           <w:b/>
           <w:color w:val="000000" w:themeColor="text1"/>
-          <w:sz w:val="22"/>
-          <w:szCs w:val="22"/>
+          <w:sz w:val="28"/>
+          <w:szCs w:val="28"/>
         </w:rPr>
         <w:lastRenderedPageBreak/>
         <w:t>Перечень подлежащих разработке вопросов:</w:t>
@@ -952,15 +960,15 @@
         <w:jc w:val="both"/>
         <w:rPr>
           <w:color w:val="000000" w:themeColor="text1"/>
-          <w:sz w:val="22"/>
-          <w:szCs w:val="22"/>
-        </w:rPr>
-      </w:pPr>
-      <w:r>
-        <w:rPr>
-          <w:color w:val="000000" w:themeColor="text1"/>
-          <w:sz w:val="22"/>
-          <w:szCs w:val="22"/>
+          <w:sz w:val="28"/>
+          <w:szCs w:val="28"/>
+        </w:rPr>
+      </w:pPr>
+      <w:r>
+        <w:rPr>
+          <w:color w:val="000000" w:themeColor="text1"/>
+          <w:sz w:val="28"/>
+          <w:szCs w:val="28"/>
         </w:rPr>
         <w:t>Изучить предметную область задачи.</w:t>
       </w:r>
@@ -980,31 +988,31 @@
         <w:jc w:val="both"/>
         <w:rPr>
           <w:color w:val="000000" w:themeColor="text1"/>
-          <w:sz w:val="22"/>
-          <w:szCs w:val="22"/>
-        </w:rPr>
-      </w:pPr>
-      <w:r>
-        <w:rPr>
-          <w:color w:val="000000" w:themeColor="text1"/>
-          <w:sz w:val="22"/>
-          <w:szCs w:val="22"/>
+          <w:sz w:val="28"/>
+          <w:szCs w:val="28"/>
+        </w:rPr>
+      </w:pPr>
+      <w:r>
+        <w:rPr>
+          <w:color w:val="000000" w:themeColor="text1"/>
+          <w:sz w:val="28"/>
+          <w:szCs w:val="28"/>
         </w:rPr>
         <w:t xml:space="preserve">Разработать </w:t>
       </w:r>
       <w:r>
         <w:rPr>
           <w:color w:val="000000" w:themeColor="text1"/>
-          <w:sz w:val="22"/>
-          <w:szCs w:val="22"/>
+          <w:sz w:val="28"/>
+          <w:szCs w:val="28"/>
         </w:rPr>
         <w:t xml:space="preserve">функциональную модель информационной системы согласно </w:t>
       </w:r>
       <w:r>
         <w:rPr>
           <w:color w:val="000000" w:themeColor="text1"/>
-          <w:sz w:val="22"/>
-          <w:szCs w:val="22"/>
+          <w:sz w:val="28"/>
+          <w:szCs w:val="28"/>
         </w:rPr>
         <w:t>предметной области</w:t>
       </w:r>
@@ -1024,15 +1032,15 @@
         <w:jc w:val="both"/>
         <w:rPr>
           <w:color w:val="000000" w:themeColor="text1"/>
-          <w:sz w:val="22"/>
-          <w:szCs w:val="22"/>
-        </w:rPr>
-      </w:pPr>
-      <w:r>
-        <w:rPr>
-          <w:color w:val="000000" w:themeColor="text1"/>
-          <w:sz w:val="22"/>
-          <w:szCs w:val="22"/>
+          <w:sz w:val="28"/>
+          <w:szCs w:val="28"/>
+        </w:rPr>
+      </w:pPr>
+      <w:r>
+        <w:rPr>
+          <w:color w:val="000000" w:themeColor="text1"/>
+          <w:sz w:val="28"/>
+          <w:szCs w:val="28"/>
         </w:rPr>
         <w:t>Разработать диаграмму вариантов использования информационной системы согласно предметной области</w:t>
       </w:r>
@@ -1052,31 +1060,31 @@
         <w:jc w:val="both"/>
         <w:rPr>
           <w:color w:val="000000" w:themeColor="text1"/>
-          <w:sz w:val="22"/>
-          <w:szCs w:val="22"/>
-        </w:rPr>
-      </w:pPr>
-      <w:r>
-        <w:rPr>
-          <w:color w:val="000000" w:themeColor="text1"/>
-          <w:sz w:val="22"/>
-          <w:szCs w:val="22"/>
+          <w:sz w:val="28"/>
+          <w:szCs w:val="28"/>
+        </w:rPr>
+      </w:pPr>
+      <w:r>
+        <w:rPr>
+          <w:color w:val="000000" w:themeColor="text1"/>
+          <w:sz w:val="28"/>
+          <w:szCs w:val="28"/>
         </w:rPr>
         <w:t xml:space="preserve">Разработать диаграмму последовательностей </w:t>
       </w:r>
       <w:r>
         <w:rPr>
           <w:color w:val="000000" w:themeColor="text1"/>
-          <w:sz w:val="22"/>
-          <w:szCs w:val="22"/>
+          <w:sz w:val="28"/>
+          <w:szCs w:val="28"/>
         </w:rPr>
         <w:t xml:space="preserve">информационной системы </w:t>
       </w:r>
       <w:r>
         <w:rPr>
           <w:color w:val="000000" w:themeColor="text1"/>
-          <w:sz w:val="22"/>
-          <w:szCs w:val="22"/>
+          <w:sz w:val="28"/>
+          <w:szCs w:val="28"/>
         </w:rPr>
         <w:t>согласно предметной области</w:t>
       </w:r>
@@ -1096,15 +1104,15 @@
         <w:jc w:val="both"/>
         <w:rPr>
           <w:color w:val="000000" w:themeColor="text1"/>
-          <w:sz w:val="22"/>
-          <w:szCs w:val="22"/>
-        </w:rPr>
-      </w:pPr>
-      <w:r>
-        <w:rPr>
-          <w:color w:val="000000" w:themeColor="text1"/>
-          <w:sz w:val="22"/>
-          <w:szCs w:val="22"/>
+          <w:sz w:val="28"/>
+          <w:szCs w:val="28"/>
+        </w:rPr>
+      </w:pPr>
+      <w:r>
+        <w:rPr>
+          <w:color w:val="000000" w:themeColor="text1"/>
+          <w:sz w:val="28"/>
+          <w:szCs w:val="28"/>
         </w:rPr>
         <w:t>Разработать диаграмму потоков согласно предметной области</w:t>
       </w:r>
@@ -1124,15 +1132,15 @@
         <w:jc w:val="both"/>
         <w:rPr>
           <w:color w:val="000000" w:themeColor="text1"/>
-          <w:sz w:val="22"/>
-          <w:szCs w:val="22"/>
-        </w:rPr>
-      </w:pPr>
-      <w:r>
-        <w:rPr>
-          <w:color w:val="000000" w:themeColor="text1"/>
-          <w:sz w:val="22"/>
-          <w:szCs w:val="22"/>
+          <w:sz w:val="28"/>
+          <w:szCs w:val="28"/>
+        </w:rPr>
+      </w:pPr>
+      <w:r>
+        <w:rPr>
+          <w:color w:val="000000" w:themeColor="text1"/>
+          <w:sz w:val="28"/>
+          <w:szCs w:val="28"/>
         </w:rPr>
         <w:t>Разработать документ «Техническое задание на создание информационной системы», включающий в себя полное описание концептуальных, функциональных и технических требований к создаваемой системе.</w:t>
       </w:r>
@@ -1152,15 +1160,15 @@
         <w:jc w:val="both"/>
         <w:rPr>
           <w:color w:val="000000" w:themeColor="text1"/>
-          <w:sz w:val="22"/>
-          <w:szCs w:val="22"/>
-        </w:rPr>
-      </w:pPr>
-      <w:r>
-        <w:rPr>
-          <w:color w:val="000000" w:themeColor="text1"/>
-          <w:sz w:val="22"/>
-          <w:szCs w:val="22"/>
+          <w:sz w:val="28"/>
+          <w:szCs w:val="28"/>
+        </w:rPr>
+      </w:pPr>
+      <w:r>
+        <w:rPr>
+          <w:color w:val="000000" w:themeColor="text1"/>
+          <w:sz w:val="28"/>
+          <w:szCs w:val="28"/>
         </w:rPr>
         <w:t>Рассчитайте экономическую эффективность разрабатываемой информационной системы</w:t>
       </w:r>
@@ -1180,15 +1188,15 @@
         <w:jc w:val="both"/>
         <w:rPr>
           <w:color w:val="000000" w:themeColor="text1"/>
-          <w:sz w:val="22"/>
-          <w:szCs w:val="22"/>
-        </w:rPr>
-      </w:pPr>
-      <w:r>
-        <w:rPr>
-          <w:color w:val="000000" w:themeColor="text1"/>
-          <w:sz w:val="22"/>
-          <w:szCs w:val="22"/>
+          <w:sz w:val="28"/>
+          <w:szCs w:val="28"/>
+        </w:rPr>
+      </w:pPr>
+      <w:r>
+        <w:rPr>
+          <w:color w:val="000000" w:themeColor="text1"/>
+          <w:sz w:val="28"/>
+          <w:szCs w:val="28"/>
         </w:rPr>
         <w:t>Оформить пояснительную записку к разработанному проекту.</w:t>
       </w:r>
@@ -1208,15 +1216,15 @@
         <w:jc w:val="both"/>
         <w:rPr>
           <w:color w:val="000000" w:themeColor="text1"/>
-          <w:sz w:val="22"/>
-          <w:szCs w:val="22"/>
-        </w:rPr>
-      </w:pPr>
-      <w:r>
-        <w:rPr>
-          <w:color w:val="000000" w:themeColor="text1"/>
-          <w:sz w:val="22"/>
-          <w:szCs w:val="22"/>
+          <w:sz w:val="28"/>
+          <w:szCs w:val="28"/>
+        </w:rPr>
+      </w:pPr>
+      <w:r>
+        <w:rPr>
+          <w:color w:val="000000" w:themeColor="text1"/>
+          <w:sz w:val="28"/>
+          <w:szCs w:val="28"/>
         </w:rPr>
         <w:t>Разработать презентационный материал для публичной защиты курсового проекта.</w:t>
       </w:r>
@@ -1229,8 +1237,8 @@
         <w:rPr>
           <w:b/>
           <w:color w:val="000000" w:themeColor="text1"/>
-          <w:sz w:val="22"/>
-          <w:szCs w:val="22"/>
+          <w:sz w:val="28"/>
+          <w:szCs w:val="28"/>
         </w:rPr>
       </w:pPr>
     </w:p>
@@ -1242,16 +1250,16 @@
         <w:rPr>
           <w:b/>
           <w:color w:val="000000" w:themeColor="text1"/>
-          <w:sz w:val="22"/>
-          <w:szCs w:val="22"/>
+          <w:sz w:val="28"/>
+          <w:szCs w:val="28"/>
         </w:rPr>
       </w:pPr>
       <w:r>
         <w:rPr>
           <w:b/>
           <w:color w:val="000000" w:themeColor="text1"/>
-          <w:sz w:val="22"/>
-          <w:szCs w:val="22"/>
+          <w:sz w:val="28"/>
+          <w:szCs w:val="28"/>
         </w:rPr>
         <w:t>Содержание пояснительной записки</w:t>
       </w:r>
@@ -1262,40 +1270,40 @@
         <w:jc w:val="both"/>
         <w:rPr>
           <w:color w:val="000000" w:themeColor="text1"/>
-          <w:sz w:val="22"/>
-          <w:szCs w:val="22"/>
+          <w:sz w:val="28"/>
+          <w:szCs w:val="28"/>
         </w:rPr>
       </w:pPr>
       <w:r>
         <w:rPr>
           <w:b/>
           <w:color w:val="000000" w:themeColor="text1"/>
-          <w:sz w:val="22"/>
-          <w:szCs w:val="22"/>
+          <w:sz w:val="28"/>
+          <w:szCs w:val="28"/>
         </w:rPr>
         <w:t>Введение</w:t>
       </w:r>
       <w:r>
         <w:rPr>
           <w:color w:val="000000" w:themeColor="text1"/>
-          <w:sz w:val="22"/>
-          <w:szCs w:val="22"/>
+          <w:sz w:val="28"/>
+          <w:szCs w:val="28"/>
         </w:rPr>
         <w:t xml:space="preserve">. </w:t>
       </w:r>
       <w:r>
         <w:rPr>
           <w:color w:val="000000" w:themeColor="text1"/>
-          <w:sz w:val="22"/>
-          <w:szCs w:val="22"/>
+          <w:sz w:val="28"/>
+          <w:szCs w:val="28"/>
         </w:rPr>
         <w:t>Актуальность решения поставленной задачи</w:t>
       </w:r>
       <w:r>
         <w:rPr>
           <w:color w:val="000000" w:themeColor="text1"/>
-          <w:sz w:val="22"/>
-          <w:szCs w:val="22"/>
+          <w:sz w:val="28"/>
+          <w:szCs w:val="28"/>
         </w:rPr>
         <w:tab/>
       </w:r>
@@ -1307,16 +1315,16 @@
         <w:rPr>
           <w:b/>
           <w:color w:val="000000" w:themeColor="text1"/>
-          <w:sz w:val="22"/>
-          <w:szCs w:val="22"/>
+          <w:sz w:val="28"/>
+          <w:szCs w:val="28"/>
         </w:rPr>
       </w:pPr>
       <w:r>
         <w:rPr>
           <w:b/>
           <w:color w:val="000000" w:themeColor="text1"/>
-          <w:sz w:val="22"/>
-          <w:szCs w:val="22"/>
+          <w:sz w:val="28"/>
+          <w:szCs w:val="28"/>
         </w:rPr>
         <w:t>1. Постановка и анализ задачи</w:t>
       </w:r>
@@ -1324,8 +1332,8 @@
         <w:rPr>
           <w:b/>
           <w:color w:val="000000" w:themeColor="text1"/>
-          <w:sz w:val="22"/>
-          <w:szCs w:val="22"/>
+          <w:sz w:val="28"/>
+          <w:szCs w:val="28"/>
         </w:rPr>
         <w:tab/>
       </w:r>
@@ -1337,39 +1345,39 @@
         <w:jc w:val="both"/>
         <w:rPr>
           <w:color w:val="000000" w:themeColor="text1"/>
-          <w:sz w:val="22"/>
-          <w:szCs w:val="22"/>
-        </w:rPr>
-      </w:pPr>
-      <w:r>
-        <w:rPr>
-          <w:color w:val="000000" w:themeColor="text1"/>
-          <w:sz w:val="22"/>
-          <w:szCs w:val="22"/>
+          <w:sz w:val="28"/>
+          <w:szCs w:val="28"/>
+        </w:rPr>
+      </w:pPr>
+      <w:r>
+        <w:rPr>
+          <w:color w:val="000000" w:themeColor="text1"/>
+          <w:sz w:val="28"/>
+          <w:szCs w:val="28"/>
         </w:rPr>
         <w:t>1.1</w:t>
       </w:r>
       <w:r>
         <w:rPr>
           <w:color w:val="000000" w:themeColor="text1"/>
-          <w:sz w:val="22"/>
-          <w:szCs w:val="22"/>
+          <w:sz w:val="28"/>
+          <w:szCs w:val="28"/>
         </w:rPr>
         <w:t xml:space="preserve"> </w:t>
       </w:r>
       <w:r>
         <w:rPr>
           <w:color w:val="000000" w:themeColor="text1"/>
-          <w:sz w:val="22"/>
-          <w:szCs w:val="22"/>
+          <w:sz w:val="28"/>
+          <w:szCs w:val="28"/>
         </w:rPr>
         <w:t xml:space="preserve">Постановка задачи. </w:t>
       </w:r>
       <w:r>
         <w:rPr>
           <w:color w:val="000000" w:themeColor="text1"/>
-          <w:sz w:val="22"/>
-          <w:szCs w:val="22"/>
+          <w:sz w:val="28"/>
+          <w:szCs w:val="28"/>
         </w:rPr>
         <w:t>Описать предметную область объекта проектирования.</w:t>
       </w:r>
@@ -1381,23 +1389,23 @@
         <w:jc w:val="both"/>
         <w:rPr>
           <w:color w:val="000000" w:themeColor="text1"/>
-          <w:sz w:val="22"/>
-          <w:szCs w:val="22"/>
-        </w:rPr>
-      </w:pPr>
-      <w:r>
-        <w:rPr>
-          <w:color w:val="000000" w:themeColor="text1"/>
-          <w:sz w:val="22"/>
-          <w:szCs w:val="22"/>
+          <w:sz w:val="28"/>
+          <w:szCs w:val="28"/>
+        </w:rPr>
+      </w:pPr>
+      <w:r>
+        <w:rPr>
+          <w:color w:val="000000" w:themeColor="text1"/>
+          <w:sz w:val="28"/>
+          <w:szCs w:val="28"/>
         </w:rPr>
         <w:t xml:space="preserve">1.2 </w:t>
       </w:r>
       <w:r>
         <w:rPr>
           <w:color w:val="000000" w:themeColor="text1"/>
-          <w:sz w:val="22"/>
-          <w:szCs w:val="22"/>
+          <w:sz w:val="28"/>
+          <w:szCs w:val="28"/>
         </w:rPr>
         <w:t>Описать организационную структуру предприятия</w:t>
       </w:r>
@@ -1409,23 +1417,23 @@
         <w:jc w:val="both"/>
         <w:rPr>
           <w:color w:val="000000" w:themeColor="text1"/>
-          <w:sz w:val="22"/>
-          <w:szCs w:val="22"/>
-        </w:rPr>
-      </w:pPr>
-      <w:r>
-        <w:rPr>
-          <w:color w:val="000000" w:themeColor="text1"/>
-          <w:sz w:val="22"/>
-          <w:szCs w:val="22"/>
+          <w:sz w:val="28"/>
+          <w:szCs w:val="28"/>
+        </w:rPr>
+      </w:pPr>
+      <w:r>
+        <w:rPr>
+          <w:color w:val="000000" w:themeColor="text1"/>
+          <w:sz w:val="28"/>
+          <w:szCs w:val="28"/>
         </w:rPr>
         <w:t>1.</w:t>
       </w:r>
       <w:r>
         <w:rPr>
           <w:color w:val="000000" w:themeColor="text1"/>
-          <w:sz w:val="22"/>
-          <w:szCs w:val="22"/>
+          <w:sz w:val="28"/>
+          <w:szCs w:val="28"/>
         </w:rPr>
         <w:t>3 Провести анализ существующих программных решений, по данной проблеме</w:t>
       </w:r>
@@ -1437,16 +1445,16 @@
         <w:rPr>
           <w:b/>
           <w:color w:val="000000" w:themeColor="text1"/>
-          <w:sz w:val="22"/>
-          <w:szCs w:val="22"/>
+          <w:sz w:val="28"/>
+          <w:szCs w:val="28"/>
         </w:rPr>
       </w:pPr>
       <w:r>
         <w:rPr>
           <w:b/>
           <w:color w:val="000000" w:themeColor="text1"/>
-          <w:sz w:val="22"/>
-          <w:szCs w:val="22"/>
+          <w:sz w:val="28"/>
+          <w:szCs w:val="28"/>
         </w:rPr>
         <w:t xml:space="preserve">2. </w:t>
       </w:r>
@@ -1454,8 +1462,8 @@
         <w:rPr>
           <w:b/>
           <w:color w:val="000000" w:themeColor="text1"/>
-          <w:sz w:val="22"/>
-          <w:szCs w:val="22"/>
+          <w:sz w:val="28"/>
+          <w:szCs w:val="28"/>
         </w:rPr>
         <w:t>Моделирование информационной системы</w:t>
       </w:r>
@@ -1463,8 +1471,8 @@
         <w:rPr>
           <w:b/>
           <w:color w:val="000000" w:themeColor="text1"/>
-          <w:sz w:val="22"/>
-          <w:szCs w:val="22"/>
+          <w:sz w:val="28"/>
+          <w:szCs w:val="28"/>
         </w:rPr>
         <w:tab/>
       </w:r>
@@ -1476,23 +1484,23 @@
         <w:jc w:val="both"/>
         <w:rPr>
           <w:color w:val="000000" w:themeColor="text1"/>
-          <w:sz w:val="22"/>
-          <w:szCs w:val="22"/>
-        </w:rPr>
-      </w:pPr>
-      <w:r>
-        <w:rPr>
-          <w:color w:val="000000" w:themeColor="text1"/>
-          <w:sz w:val="22"/>
-          <w:szCs w:val="22"/>
+          <w:sz w:val="28"/>
+          <w:szCs w:val="28"/>
+        </w:rPr>
+      </w:pPr>
+      <w:r>
+        <w:rPr>
+          <w:color w:val="000000" w:themeColor="text1"/>
+          <w:sz w:val="28"/>
+          <w:szCs w:val="28"/>
         </w:rPr>
         <w:t xml:space="preserve">2.1 </w:t>
       </w:r>
       <w:r>
         <w:rPr>
           <w:color w:val="000000" w:themeColor="text1"/>
-          <w:sz w:val="22"/>
-          <w:szCs w:val="22"/>
+          <w:sz w:val="28"/>
+          <w:szCs w:val="28"/>
         </w:rPr>
         <w:t>Разработать функциональную модель информационной системы</w:t>
       </w:r>
@@ -1504,23 +1512,23 @@
         <w:jc w:val="both"/>
         <w:rPr>
           <w:color w:val="000000" w:themeColor="text1"/>
-          <w:sz w:val="22"/>
-          <w:szCs w:val="22"/>
-        </w:rPr>
-      </w:pPr>
-      <w:r>
-        <w:rPr>
-          <w:color w:val="000000" w:themeColor="text1"/>
-          <w:sz w:val="22"/>
-          <w:szCs w:val="22"/>
+          <w:sz w:val="28"/>
+          <w:szCs w:val="28"/>
+        </w:rPr>
+      </w:pPr>
+      <w:r>
+        <w:rPr>
+          <w:color w:val="000000" w:themeColor="text1"/>
+          <w:sz w:val="28"/>
+          <w:szCs w:val="28"/>
         </w:rPr>
         <w:t xml:space="preserve">2.2 </w:t>
       </w:r>
       <w:r>
         <w:rPr>
           <w:color w:val="000000" w:themeColor="text1"/>
-          <w:sz w:val="22"/>
-          <w:szCs w:val="22"/>
+          <w:sz w:val="28"/>
+          <w:szCs w:val="28"/>
         </w:rPr>
         <w:t>Разработать диаграмму вариантов использования информационной системы</w:t>
       </w:r>
@@ -1532,15 +1540,15 @@
         <w:jc w:val="both"/>
         <w:rPr>
           <w:color w:val="000000" w:themeColor="text1"/>
-          <w:sz w:val="22"/>
-          <w:szCs w:val="22"/>
-        </w:rPr>
-      </w:pPr>
-      <w:r>
-        <w:rPr>
-          <w:color w:val="000000" w:themeColor="text1"/>
-          <w:sz w:val="22"/>
-          <w:szCs w:val="22"/>
+          <w:sz w:val="28"/>
+          <w:szCs w:val="28"/>
+        </w:rPr>
+      </w:pPr>
+      <w:r>
+        <w:rPr>
+          <w:color w:val="000000" w:themeColor="text1"/>
+          <w:sz w:val="28"/>
+          <w:szCs w:val="28"/>
         </w:rPr>
         <w:t>2.3 Разработать диаграмму последовательностей информационной системы</w:t>
       </w:r>
@@ -1552,15 +1560,15 @@
         <w:jc w:val="both"/>
         <w:rPr>
           <w:color w:val="000000" w:themeColor="text1"/>
-          <w:sz w:val="22"/>
-          <w:szCs w:val="22"/>
-        </w:rPr>
-      </w:pPr>
-      <w:r>
-        <w:rPr>
-          <w:color w:val="000000" w:themeColor="text1"/>
-          <w:sz w:val="22"/>
-          <w:szCs w:val="22"/>
+          <w:sz w:val="28"/>
+          <w:szCs w:val="28"/>
+        </w:rPr>
+      </w:pPr>
+      <w:r>
+        <w:rPr>
+          <w:color w:val="000000" w:themeColor="text1"/>
+          <w:sz w:val="28"/>
+          <w:szCs w:val="28"/>
         </w:rPr>
         <w:t>2.4 Разработать диаграмму потоков информационной системы</w:t>
       </w:r>
@@ -1572,16 +1580,16 @@
         <w:rPr>
           <w:b/>
           <w:color w:val="000000" w:themeColor="text1"/>
-          <w:sz w:val="22"/>
-          <w:szCs w:val="22"/>
+          <w:sz w:val="28"/>
+          <w:szCs w:val="28"/>
         </w:rPr>
       </w:pPr>
       <w:r>
         <w:rPr>
           <w:b/>
           <w:color w:val="000000" w:themeColor="text1"/>
-          <w:sz w:val="22"/>
-          <w:szCs w:val="22"/>
+          <w:sz w:val="28"/>
+          <w:szCs w:val="28"/>
         </w:rPr>
         <w:t xml:space="preserve">3. Разработка технической документации для сопровождения </w:t>
       </w:r>
@@ -1589,8 +1597,8 @@
         <w:rPr>
           <w:b/>
           <w:color w:val="000000" w:themeColor="text1"/>
-          <w:sz w:val="22"/>
-          <w:szCs w:val="22"/>
+          <w:sz w:val="28"/>
+          <w:szCs w:val="28"/>
         </w:rPr>
         <w:t>программного приложения</w:t>
       </w:r>
@@ -1598,8 +1606,8 @@
         <w:rPr>
           <w:b/>
           <w:color w:val="000000" w:themeColor="text1"/>
-          <w:sz w:val="22"/>
-          <w:szCs w:val="22"/>
+          <w:sz w:val="28"/>
+          <w:szCs w:val="28"/>
         </w:rPr>
         <w:tab/>
       </w:r>
@@ -1611,23 +1619,23 @@
         <w:jc w:val="both"/>
         <w:rPr>
           <w:color w:val="000000" w:themeColor="text1"/>
-          <w:sz w:val="22"/>
-          <w:szCs w:val="22"/>
-        </w:rPr>
-      </w:pPr>
-      <w:r>
-        <w:rPr>
-          <w:color w:val="000000" w:themeColor="text1"/>
-          <w:sz w:val="22"/>
-          <w:szCs w:val="22"/>
+          <w:sz w:val="28"/>
+          <w:szCs w:val="28"/>
+        </w:rPr>
+      </w:pPr>
+      <w:r>
+        <w:rPr>
+          <w:color w:val="000000" w:themeColor="text1"/>
+          <w:sz w:val="28"/>
+          <w:szCs w:val="28"/>
         </w:rPr>
         <w:t xml:space="preserve">3.1 </w:t>
       </w:r>
       <w:r>
         <w:rPr>
           <w:color w:val="000000" w:themeColor="text1"/>
-          <w:sz w:val="22"/>
-          <w:szCs w:val="22"/>
+          <w:sz w:val="28"/>
+          <w:szCs w:val="28"/>
         </w:rPr>
         <w:t>Разработать документ «Техническое задание на создание информационной системы»</w:t>
       </w:r>
@@ -1639,23 +1647,23 @@
         <w:jc w:val="both"/>
         <w:rPr>
           <w:color w:val="000000" w:themeColor="text1"/>
-          <w:sz w:val="22"/>
-          <w:szCs w:val="22"/>
-        </w:rPr>
-      </w:pPr>
-      <w:r>
-        <w:rPr>
-          <w:color w:val="000000" w:themeColor="text1"/>
-          <w:sz w:val="22"/>
-          <w:szCs w:val="22"/>
+          <w:sz w:val="28"/>
+          <w:szCs w:val="28"/>
+        </w:rPr>
+      </w:pPr>
+      <w:r>
+        <w:rPr>
+          <w:color w:val="000000" w:themeColor="text1"/>
+          <w:sz w:val="28"/>
+          <w:szCs w:val="28"/>
         </w:rPr>
         <w:t>3.2</w:t>
       </w:r>
       <w:r>
         <w:rPr>
           <w:color w:val="000000" w:themeColor="text1"/>
-          <w:sz w:val="22"/>
-          <w:szCs w:val="22"/>
+          <w:sz w:val="28"/>
+          <w:szCs w:val="28"/>
         </w:rPr>
         <w:t xml:space="preserve"> Произведите расчёт стоимости работ по разработке информационной системы</w:t>
       </w:r>
@@ -1667,15 +1675,15 @@
         <w:jc w:val="both"/>
         <w:rPr>
           <w:color w:val="000000" w:themeColor="text1"/>
-          <w:sz w:val="22"/>
-          <w:szCs w:val="22"/>
-        </w:rPr>
-      </w:pPr>
-      <w:r>
-        <w:rPr>
-          <w:color w:val="000000" w:themeColor="text1"/>
-          <w:sz w:val="22"/>
-          <w:szCs w:val="22"/>
+          <w:sz w:val="28"/>
+          <w:szCs w:val="28"/>
+        </w:rPr>
+      </w:pPr>
+      <w:r>
+        <w:rPr>
+          <w:color w:val="000000" w:themeColor="text1"/>
+          <w:sz w:val="28"/>
+          <w:szCs w:val="28"/>
         </w:rPr>
         <w:t>3.3 Произведите расчёт стоимости работ по сопровождению информационной системы</w:t>
       </w:r>
@@ -1687,16 +1695,16 @@
         <w:rPr>
           <w:b/>
           <w:color w:val="000000" w:themeColor="text1"/>
-          <w:sz w:val="22"/>
-          <w:szCs w:val="22"/>
+          <w:sz w:val="28"/>
+          <w:szCs w:val="28"/>
         </w:rPr>
       </w:pPr>
       <w:r>
         <w:rPr>
           <w:b/>
           <w:color w:val="000000" w:themeColor="text1"/>
-          <w:sz w:val="22"/>
-          <w:szCs w:val="22"/>
+          <w:sz w:val="28"/>
+          <w:szCs w:val="28"/>
         </w:rPr>
         <w:t>Заключение</w:t>
       </w:r>
@@ -1704,8 +1712,8 @@
         <w:rPr>
           <w:b/>
           <w:color w:val="000000" w:themeColor="text1"/>
-          <w:sz w:val="22"/>
-          <w:szCs w:val="22"/>
+          <w:sz w:val="28"/>
+          <w:szCs w:val="28"/>
         </w:rPr>
         <w:tab/>
       </w:r>
@@ -1717,25 +1725,26 @@
         <w:rPr>
           <w:b/>
           <w:color w:val="000000" w:themeColor="text1"/>
-          <w:sz w:val="22"/>
-          <w:szCs w:val="22"/>
+          <w:sz w:val="28"/>
+          <w:szCs w:val="28"/>
         </w:rPr>
       </w:pPr>
       <w:r>
         <w:rPr>
           <w:b/>
           <w:color w:val="000000" w:themeColor="text1"/>
-          <w:sz w:val="22"/>
-          <w:szCs w:val="22"/>
-        </w:rPr>
+          <w:sz w:val="28"/>
+          <w:szCs w:val="28"/>
+        </w:rPr>
+        <w:lastRenderedPageBreak/>
         <w:t>Список использованных источников</w:t>
       </w:r>
       <w:r>
         <w:rPr>
           <w:b/>
           <w:color w:val="000000" w:themeColor="text1"/>
-          <w:sz w:val="22"/>
-          <w:szCs w:val="22"/>
+          <w:sz w:val="28"/>
+          <w:szCs w:val="28"/>
         </w:rPr>
         <w:tab/>
       </w:r>
@@ -1747,16 +1756,16 @@
         <w:rPr>
           <w:b/>
           <w:color w:val="000000" w:themeColor="text1"/>
-          <w:sz w:val="22"/>
-          <w:szCs w:val="22"/>
+          <w:sz w:val="28"/>
+          <w:szCs w:val="28"/>
         </w:rPr>
       </w:pPr>
       <w:r>
         <w:rPr>
           <w:b/>
           <w:color w:val="000000" w:themeColor="text1"/>
-          <w:sz w:val="22"/>
-          <w:szCs w:val="22"/>
+          <w:sz w:val="28"/>
+          <w:szCs w:val="28"/>
         </w:rPr>
         <w:t>Приложения</w:t>
       </w:r>
@@ -1768,8 +1777,8 @@
         <w:jc w:val="both"/>
         <w:rPr>
           <w:color w:val="000000" w:themeColor="text1"/>
-          <w:sz w:val="22"/>
-          <w:szCs w:val="22"/>
+          <w:sz w:val="28"/>
+          <w:szCs w:val="28"/>
         </w:rPr>
       </w:pPr>
     </w:p>
@@ -1780,16 +1789,16 @@
         <w:rPr>
           <w:b/>
           <w:color w:val="000000" w:themeColor="text1"/>
-          <w:sz w:val="22"/>
-          <w:szCs w:val="22"/>
+          <w:sz w:val="28"/>
+          <w:szCs w:val="28"/>
         </w:rPr>
       </w:pPr>
       <w:r>
         <w:rPr>
           <w:b/>
           <w:color w:val="000000" w:themeColor="text1"/>
-          <w:sz w:val="22"/>
-          <w:szCs w:val="22"/>
+          <w:sz w:val="28"/>
+          <w:szCs w:val="28"/>
         </w:rPr>
         <w:t>Рекомендуемые источники</w:t>
       </w:r>
@@ -1805,129 +1814,39 @@
         <w:jc w:val="both"/>
         <w:rPr>
           <w:color w:val="000000" w:themeColor="text1"/>
-          <w:sz w:val="20"/>
-          <w:szCs w:val="22"/>
-        </w:rPr>
-      </w:pPr>
-      <w:r>
-        <w:rPr>
-          <w:color w:val="000000" w:themeColor="text1"/>
-          <w:sz w:val="20"/>
-          <w:szCs w:val="22"/>
-        </w:rPr>
-        <w:t xml:space="preserve">Грекул, В. И. Проектирование информационных </w:t>
-      </w:r>
-      <w:proofErr w:type="gramStart"/>
-      <w:r>
-        <w:rPr>
-          <w:color w:val="000000" w:themeColor="text1"/>
-          <w:sz w:val="20"/>
-          <w:szCs w:val="22"/>
-        </w:rPr>
-        <w:t>систем :</w:t>
-      </w:r>
-      <w:proofErr w:type="gramEnd"/>
-      <w:r>
-        <w:rPr>
-          <w:color w:val="000000" w:themeColor="text1"/>
-          <w:sz w:val="20"/>
-          <w:szCs w:val="22"/>
-        </w:rPr>
-        <w:t xml:space="preserve"> учебное пособие / В. И. Грекул, Г. Н. </w:t>
-      </w:r>
-      <w:proofErr w:type="spellStart"/>
-      <w:r>
-        <w:rPr>
-          <w:color w:val="000000" w:themeColor="text1"/>
-          <w:sz w:val="20"/>
-          <w:szCs w:val="22"/>
-        </w:rPr>
-        <w:t>Денищенко</w:t>
-      </w:r>
-      <w:proofErr w:type="spellEnd"/>
-      <w:r>
-        <w:rPr>
-          <w:color w:val="000000" w:themeColor="text1"/>
-          <w:sz w:val="20"/>
-          <w:szCs w:val="22"/>
-        </w:rPr>
-        <w:t xml:space="preserve">, Н. Л. Коровкина. — 4-е изд. — </w:t>
-      </w:r>
-      <w:proofErr w:type="gramStart"/>
-      <w:r>
-        <w:rPr>
-          <w:color w:val="000000" w:themeColor="text1"/>
-          <w:sz w:val="20"/>
-          <w:szCs w:val="22"/>
-        </w:rPr>
-        <w:t>Москва :</w:t>
-      </w:r>
-      <w:proofErr w:type="gramEnd"/>
-      <w:r>
-        <w:rPr>
-          <w:color w:val="000000" w:themeColor="text1"/>
-          <w:sz w:val="20"/>
-          <w:szCs w:val="22"/>
-        </w:rPr>
-        <w:t xml:space="preserve"> Интернет-Университет Информационных Технологий (ИНТУИТ), Ай Пи Ар Медиа, 2024. — 299 c. — ISBN 978-5-4497-3335-1. — </w:t>
-      </w:r>
-      <w:proofErr w:type="gramStart"/>
-      <w:r>
-        <w:rPr>
-          <w:color w:val="000000" w:themeColor="text1"/>
-          <w:sz w:val="20"/>
-          <w:szCs w:val="22"/>
-        </w:rPr>
-        <w:t>Текст :</w:t>
-      </w:r>
-      <w:proofErr w:type="gramEnd"/>
-      <w:r>
-        <w:rPr>
-          <w:color w:val="000000" w:themeColor="text1"/>
-          <w:sz w:val="20"/>
-          <w:szCs w:val="22"/>
-        </w:rPr>
-        <w:t xml:space="preserve"> электронный // Цифровой образовательный ресурс IPR SMART : [сайт]. — URL: https://www.iprbookshop.ru/142298.html </w:t>
-      </w:r>
-      <w:r>
-        <w:rPr>
-          <w:color w:val="000000" w:themeColor="text1"/>
-          <w:sz w:val="20"/>
-          <w:szCs w:val="22"/>
-        </w:rPr>
-        <w:t xml:space="preserve">— Режим доступа: для </w:t>
-      </w:r>
-      <w:proofErr w:type="spellStart"/>
-      <w:r>
-        <w:rPr>
-          <w:color w:val="000000" w:themeColor="text1"/>
-          <w:sz w:val="20"/>
-          <w:szCs w:val="22"/>
-        </w:rPr>
-        <w:t>авториз</w:t>
-      </w:r>
-      <w:proofErr w:type="spellEnd"/>
-      <w:r>
-        <w:rPr>
-          <w:color w:val="000000" w:themeColor="text1"/>
-          <w:sz w:val="20"/>
-          <w:szCs w:val="22"/>
-        </w:rPr>
-        <w:t>. пользователей</w:t>
-      </w:r>
-      <w:r>
-        <w:rPr>
-          <w:color w:val="000000" w:themeColor="text1"/>
-          <w:sz w:val="20"/>
-          <w:szCs w:val="22"/>
+          <w:sz w:val="28"/>
+          <w:szCs w:val="28"/>
+        </w:rPr>
+      </w:pPr>
+      <w:r>
+        <w:rPr>
+          <w:color w:val="000000" w:themeColor="text1"/>
+          <w:sz w:val="28"/>
+          <w:szCs w:val="28"/>
+        </w:rPr>
+        <w:t xml:space="preserve">Грекул, В. И. Проектирование информационных систем : учебное пособие / В. И. Грекул, Г. Н. Денищенко, Н. Л. Коровкина. — 4-е изд. — Москва : Интернет-Университет Информационных Технологий (ИНТУИТ), Ай Пи Ар Медиа, 2024. — 299 c. — ISBN 978-5-4497-3335-1. — Текст : электронный // Цифровой образовательный ресурс IPR SMART : [сайт]. — URL: https://www.iprbookshop.ru/142298.html </w:t>
+      </w:r>
+      <w:r>
+        <w:rPr>
+          <w:color w:val="000000" w:themeColor="text1"/>
+          <w:sz w:val="28"/>
+          <w:szCs w:val="28"/>
+        </w:rPr>
+        <w:t>— Режим доступа: для авториз. пользователей</w:t>
+      </w:r>
+      <w:r>
+        <w:rPr>
+          <w:color w:val="000000" w:themeColor="text1"/>
+          <w:sz w:val="28"/>
+          <w:szCs w:val="28"/>
         </w:rPr>
         <w:t>.</w:t>
       </w:r>
       <w:r>
         <w:rPr>
           <w:color w:val="000000" w:themeColor="text1"/>
-          <w:sz w:val="20"/>
-          <w:szCs w:val="22"/>
+          <w:sz w:val="28"/>
+          <w:szCs w:val="28"/>
         </w:rPr>
         <w:t xml:space="preserve">  </w:t>
       </w:r>
@@ -1943,95 +1862,23 @@
         <w:jc w:val="both"/>
         <w:rPr>
           <w:color w:val="000000" w:themeColor="text1"/>
-          <w:sz w:val="20"/>
-          <w:szCs w:val="22"/>
-        </w:rPr>
-      </w:pPr>
-      <w:r>
-        <w:rPr>
-          <w:color w:val="000000" w:themeColor="text1"/>
-          <w:sz w:val="20"/>
-          <w:szCs w:val="22"/>
-        </w:rPr>
-        <w:t xml:space="preserve">Вейцман, В. М. Проектирование информационных </w:t>
-      </w:r>
-      <w:proofErr w:type="gramStart"/>
-      <w:r>
-        <w:rPr>
-          <w:color w:val="000000" w:themeColor="text1"/>
-          <w:sz w:val="20"/>
-          <w:szCs w:val="22"/>
-        </w:rPr>
-        <w:t>систем :</w:t>
-      </w:r>
-      <w:proofErr w:type="gramEnd"/>
-      <w:r>
-        <w:rPr>
-          <w:color w:val="000000" w:themeColor="text1"/>
-          <w:sz w:val="20"/>
-          <w:szCs w:val="22"/>
-        </w:rPr>
-        <w:t xml:space="preserve"> учебное пособие / В. М. Вейцман. — Санкт-</w:t>
-      </w:r>
-      <w:proofErr w:type="gramStart"/>
-      <w:r>
-        <w:rPr>
-          <w:color w:val="000000" w:themeColor="text1"/>
-          <w:sz w:val="20"/>
-          <w:szCs w:val="22"/>
-        </w:rPr>
-        <w:t>Петербург :</w:t>
-      </w:r>
-      <w:proofErr w:type="gramEnd"/>
-      <w:r>
-        <w:rPr>
-          <w:color w:val="000000" w:themeColor="text1"/>
-          <w:sz w:val="20"/>
-          <w:szCs w:val="22"/>
-        </w:rPr>
-        <w:t xml:space="preserve"> Лань, 2022. — 316 с. — ISBN 978-5-8114-3713-9. — </w:t>
-      </w:r>
-      <w:proofErr w:type="gramStart"/>
-      <w:r>
-        <w:rPr>
-          <w:color w:val="000000" w:themeColor="text1"/>
-          <w:sz w:val="20"/>
-          <w:szCs w:val="22"/>
-        </w:rPr>
-        <w:t>Текст :</w:t>
-      </w:r>
-      <w:proofErr w:type="gramEnd"/>
-      <w:r>
-        <w:rPr>
-          <w:color w:val="000000" w:themeColor="text1"/>
-          <w:sz w:val="20"/>
-          <w:szCs w:val="22"/>
-        </w:rPr>
-        <w:t xml:space="preserve"> электронный // Лань : электронно-библиотечная система. — URL: https://e.lanbook.com/book/206873 — Режим доступа: для </w:t>
-      </w:r>
-      <w:proofErr w:type="spellStart"/>
-      <w:r>
-        <w:rPr>
-          <w:color w:val="000000" w:themeColor="text1"/>
-          <w:sz w:val="20"/>
-          <w:szCs w:val="22"/>
-        </w:rPr>
-        <w:t>авториз</w:t>
-      </w:r>
-      <w:proofErr w:type="spellEnd"/>
-      <w:r>
-        <w:rPr>
-          <w:color w:val="000000" w:themeColor="text1"/>
-          <w:sz w:val="20"/>
-          <w:szCs w:val="22"/>
-        </w:rPr>
-        <w:t>. пользователей.</w:t>
-      </w:r>
-      <w:r>
-        <w:rPr>
-          <w:color w:val="000000" w:themeColor="text1"/>
-          <w:sz w:val="20"/>
-          <w:szCs w:val="22"/>
+          <w:sz w:val="28"/>
+          <w:szCs w:val="28"/>
+        </w:rPr>
+      </w:pPr>
+      <w:r>
+        <w:rPr>
+          <w:color w:val="000000" w:themeColor="text1"/>
+          <w:sz w:val="28"/>
+          <w:szCs w:val="28"/>
+        </w:rPr>
+        <w:t>Вейцман, В. М. Проектирование информационных систем : учебное пособие / В. М. Вейцман. — Санкт-Петербург : Лань, 2022. — 316 с. — ISBN 978-5-8114-3713-9. — Текст : электронный // Лань : электронно-библиотечная система. — URL: https://e.lanbook.com/book/206873 — Режим доступа: для авториз. пользователей.</w:t>
+      </w:r>
+      <w:r>
+        <w:rPr>
+          <w:color w:val="000000" w:themeColor="text1"/>
+          <w:sz w:val="28"/>
+          <w:szCs w:val="28"/>
         </w:rPr>
         <w:t xml:space="preserve"> </w:t>
       </w:r>
@@ -2047,79 +1894,25 @@
         <w:jc w:val="both"/>
         <w:rPr>
           <w:color w:val="000000" w:themeColor="text1"/>
-          <w:sz w:val="20"/>
-          <w:szCs w:val="22"/>
-        </w:rPr>
-      </w:pPr>
-      <w:r>
-        <w:rPr>
-          <w:color w:val="000000" w:themeColor="text1"/>
-          <w:sz w:val="20"/>
-          <w:szCs w:val="22"/>
-        </w:rPr>
-        <w:t xml:space="preserve">Остроух, А. В. Проектирование информационных </w:t>
-      </w:r>
-      <w:proofErr w:type="gramStart"/>
-      <w:r>
-        <w:rPr>
-          <w:color w:val="000000" w:themeColor="text1"/>
-          <w:sz w:val="20"/>
-          <w:szCs w:val="22"/>
-        </w:rPr>
-        <w:t>систем :</w:t>
-      </w:r>
-      <w:proofErr w:type="gramEnd"/>
-      <w:r>
-        <w:rPr>
-          <w:color w:val="000000" w:themeColor="text1"/>
-          <w:sz w:val="20"/>
-          <w:szCs w:val="22"/>
-        </w:rPr>
-        <w:t xml:space="preserve"> монография / А. В. Остроух, Н. Е. Суркова. — 2-е изд., стер. — Санкт-</w:t>
-      </w:r>
-      <w:proofErr w:type="gramStart"/>
-      <w:r>
-        <w:rPr>
-          <w:color w:val="000000" w:themeColor="text1"/>
-          <w:sz w:val="20"/>
-          <w:szCs w:val="22"/>
-        </w:rPr>
-        <w:t>Петербург :</w:t>
-      </w:r>
-      <w:proofErr w:type="gramEnd"/>
-      <w:r>
-        <w:rPr>
-          <w:color w:val="000000" w:themeColor="text1"/>
-          <w:sz w:val="20"/>
-          <w:szCs w:val="22"/>
-        </w:rPr>
-        <w:t xml:space="preserve"> Лань, 2021. — 164 с. — ISBN 978-5-8114-8377-8. — </w:t>
-      </w:r>
-      <w:proofErr w:type="gramStart"/>
-      <w:r>
-        <w:rPr>
-          <w:color w:val="000000" w:themeColor="text1"/>
-          <w:sz w:val="20"/>
-          <w:szCs w:val="22"/>
-        </w:rPr>
-        <w:t>Текст :</w:t>
-      </w:r>
-      <w:proofErr w:type="gramEnd"/>
-      <w:r>
-        <w:rPr>
-          <w:color w:val="000000" w:themeColor="text1"/>
-          <w:sz w:val="20"/>
-          <w:szCs w:val="22"/>
-        </w:rPr>
-        <w:t xml:space="preserve"> электронный // Лань : электронно-библиотечная система. — URL: </w:t>
+          <w:sz w:val="28"/>
+          <w:szCs w:val="28"/>
+        </w:rPr>
+      </w:pPr>
+      <w:r>
+        <w:rPr>
+          <w:color w:val="000000" w:themeColor="text1"/>
+          <w:sz w:val="28"/>
+          <w:szCs w:val="28"/>
+        </w:rPr>
+        <w:t xml:space="preserve">Остроух, А. В. Проектирование информационных систем : монография / А. В. Остроух, Н. Е. Суркова. — 2-е изд., стер. — Санкт-Петербург : Лань, 2021. — 164 с. — ISBN 978-5-8114-8377-8. — Текст : электронный // Лань : электронно-библиотечная система. — URL: </w:t>
       </w:r>
       <w:hyperlink r:id="rId5" w:history="1">
         <w:r>
           <w:rPr>
             <w:rStyle w:val="a9"/>
             <w:color w:val="000000" w:themeColor="text1"/>
-            <w:sz w:val="20"/>
-            <w:szCs w:val="22"/>
+            <w:sz w:val="28"/>
+            <w:szCs w:val="28"/>
           </w:rPr>
           <w:t>https://e.lanbook.com/book/175513</w:t>
         </w:r>
@@ -2127,36 +1920,18 @@
       <w:r>
         <w:rPr>
           <w:color w:val="000000" w:themeColor="text1"/>
-          <w:sz w:val="20"/>
-          <w:szCs w:val="22"/>
+          <w:sz w:val="28"/>
+          <w:szCs w:val="28"/>
         </w:rPr>
         <w:t xml:space="preserve"> </w:t>
       </w:r>
       <w:r>
         <w:rPr>
           <w:color w:val="000000" w:themeColor="text1"/>
-          <w:sz w:val="20"/>
-          <w:szCs w:val="22"/>
-        </w:rPr>
-        <w:t xml:space="preserve">— Режим доступа: для </w:t>
-      </w:r>
-      <w:proofErr w:type="spellStart"/>
-      <w:r>
-        <w:rPr>
-          <w:color w:val="000000" w:themeColor="text1"/>
-          <w:sz w:val="20"/>
-          <w:szCs w:val="22"/>
-        </w:rPr>
-        <w:t>авториз</w:t>
-      </w:r>
-      <w:proofErr w:type="spellEnd"/>
-      <w:r>
-        <w:rPr>
-          <w:color w:val="000000" w:themeColor="text1"/>
-          <w:sz w:val="20"/>
-          <w:szCs w:val="22"/>
-        </w:rPr>
-        <w:t>. пользователей.</w:t>
+          <w:sz w:val="28"/>
+          <w:szCs w:val="28"/>
+        </w:rPr>
+        <w:t>— Режим доступа: для авториз. пользователей.</w:t>
       </w:r>
     </w:p>
     <w:p>
@@ -2170,15 +1945,15 @@
         <w:jc w:val="both"/>
         <w:rPr>
           <w:color w:val="000000" w:themeColor="text1"/>
-          <w:sz w:val="20"/>
-          <w:szCs w:val="22"/>
-        </w:rPr>
-      </w:pPr>
-      <w:r>
-        <w:rPr>
-          <w:color w:val="000000" w:themeColor="text1"/>
-          <w:sz w:val="20"/>
-          <w:szCs w:val="22"/>
+          <w:sz w:val="28"/>
+          <w:szCs w:val="28"/>
+        </w:rPr>
+      </w:pPr>
+      <w:r>
+        <w:rPr>
+          <w:color w:val="000000" w:themeColor="text1"/>
+          <w:sz w:val="28"/>
+          <w:szCs w:val="28"/>
         </w:rPr>
         <w:t xml:space="preserve">Техническая документация - что это, виды, разработка документации на программное обеспечение </w:t>
       </w:r>
@@ -2187,8 +1962,8 @@
           <w:rPr>
             <w:rStyle w:val="a9"/>
             <w:color w:val="000000" w:themeColor="text1"/>
-            <w:sz w:val="20"/>
-            <w:szCs w:val="22"/>
+            <w:sz w:val="28"/>
+            <w:szCs w:val="28"/>
           </w:rPr>
           <w:t>https://practicum.yandex.ru/blog/kak-pisat-dokumentaciyu-k-programmnomu-obespecheniyu/</w:t>
         </w:r>
@@ -2205,15 +1980,15 @@
         <w:jc w:val="both"/>
         <w:rPr>
           <w:color w:val="000000" w:themeColor="text1"/>
-          <w:sz w:val="20"/>
-          <w:szCs w:val="22"/>
-        </w:rPr>
-      </w:pPr>
-      <w:r>
-        <w:rPr>
-          <w:color w:val="000000" w:themeColor="text1"/>
-          <w:sz w:val="20"/>
-          <w:szCs w:val="22"/>
+          <w:sz w:val="28"/>
+          <w:szCs w:val="28"/>
+        </w:rPr>
+      </w:pPr>
+      <w:r>
+        <w:rPr>
+          <w:color w:val="000000" w:themeColor="text1"/>
+          <w:sz w:val="28"/>
+          <w:szCs w:val="28"/>
         </w:rPr>
         <w:t xml:space="preserve">Диаграмма потоков данных DFD: что это, элементы и уровни - как построить DFD диаграмму, правила и примеры </w:t>
       </w:r>
@@ -2222,8 +1997,8 @@
           <w:rPr>
             <w:rStyle w:val="a9"/>
             <w:color w:val="000000" w:themeColor="text1"/>
-            <w:sz w:val="20"/>
-            <w:szCs w:val="22"/>
+            <w:sz w:val="28"/>
+            <w:szCs w:val="28"/>
           </w:rPr>
           <w:t>https://practicum.yandex.ru/blog/diagramma-potokov-dannyh-dfd/</w:t>
         </w:r>
